--- a/docs/documents/04-系统架构设计文档.docx
+++ b/docs/documents/04-系统架构设计文档.docx
@@ -377,109 +377,128 @@
     <w:p>
       <w:pPr>
         <w:pStyle w:val="2"/>
-      </w:pPr>
-      <w:r>
-        <w:rPr>
-          <w:rFonts w:ascii="宋体" w:hAnsi="宋体" w:eastAsia="宋体" w:cs="宋体"/>
+        <w:spacing w:line="360" w:lineRule="auto" w:before="200" w:after="80"/>
+        <w:ind w:firstLine="0"/>
+      </w:pPr>
+      <w:r>
+        <w:rPr>
+          <w:rFonts w:ascii="宋体" w:hAnsi="宋体" w:eastAsia="宋体"/>
           <w:b/>
           <w:sz w:val="32"/>
         </w:rPr>
-        <w:t>1. 架构目标</w:t>
-      </w:r>
-    </w:p>
-    <w:p/>
-    <w:p>
-      <w:pPr>
-        <w:spacing w:line="360" w:lineRule="auto"/>
+        <w:t>1. 架构设计目标</w:t>
+      </w:r>
+    </w:p>
+    <w:p>
+      <w:pPr>
+        <w:spacing w:line="360" w:lineRule="auto" w:before="0" w:after="0"/>
+        <w:ind w:firstLine="480"/>
+        <w:jc w:val="both"/>
+      </w:pPr>
+      <w:r>
+        <w:rPr>
+          <w:rFonts w:ascii="宋体" w:hAnsi="宋体" w:eastAsia="宋体"/>
+          <w:b w:val="0"/>
+          <w:sz w:val="24"/>
+        </w:rPr>
+        <w:t>（1）通过前后端分离保持界面迭代与业务服务解耦。</w:t>
+      </w:r>
+    </w:p>
+    <w:p>
+      <w:pPr>
+        <w:spacing w:line="360" w:lineRule="auto" w:before="0" w:after="0"/>
+        <w:ind w:firstLine="480"/>
+        <w:jc w:val="both"/>
+      </w:pPr>
+      <w:r>
+        <w:rPr>
+          <w:rFonts w:ascii="宋体" w:hAnsi="宋体" w:eastAsia="宋体"/>
+          <w:b w:val="0"/>
+          <w:sz w:val="24"/>
+        </w:rPr>
+        <w:t>（2）通过 JWT 与 Spring Security 实现无状态鉴权和角色访问控制。</w:t>
+      </w:r>
+    </w:p>
+    <w:p>
+      <w:pPr>
+        <w:spacing w:line="360" w:lineRule="auto" w:before="0" w:after="0"/>
+        <w:ind w:firstLine="480"/>
+        <w:jc w:val="both"/>
+      </w:pPr>
+      <w:r>
+        <w:rPr>
+          <w:rFonts w:ascii="宋体" w:hAnsi="宋体" w:eastAsia="宋体"/>
+          <w:b w:val="0"/>
+          <w:sz w:val="24"/>
+        </w:rPr>
+        <w:t>（3）通过 MySQL 持久化权威业务数据，通过 Redis 加速高频读写和运行态计算。</w:t>
+      </w:r>
+    </w:p>
+    <w:p>
+      <w:pPr>
+        <w:spacing w:line="360" w:lineRule="auto" w:before="0" w:after="0"/>
+        <w:ind w:firstLine="480"/>
+        <w:jc w:val="both"/>
+      </w:pPr>
+      <w:r>
+        <w:rPr>
+          <w:rFonts w:ascii="宋体" w:hAnsi="宋体" w:eastAsia="宋体"/>
+          <w:b w:val="0"/>
+          <w:sz w:val="24"/>
+        </w:rPr>
+        <w:t>（4）通过模块化服务拆分认证、预约、审批、会议室治理、统计和用户治理能力。</w:t>
+      </w:r>
+    </w:p>
+    <w:p>
+      <w:pPr>
+        <w:pStyle w:val="2"/>
+        <w:spacing w:line="360" w:lineRule="auto" w:before="200" w:after="80"/>
         <w:ind w:firstLine="0"/>
       </w:pPr>
       <w:r>
         <w:rPr>
           <w:rFonts w:ascii="宋体" w:hAnsi="宋体" w:eastAsia="宋体"/>
+          <w:b/>
+          <w:sz w:val="32"/>
+        </w:rPr>
+        <w:t>2. 总体架构</w:t>
+      </w:r>
+    </w:p>
+    <w:p>
+      <w:pPr>
+        <w:spacing w:line="360" w:lineRule="auto" w:before="0" w:after="0"/>
+        <w:ind w:firstLine="480"/>
+        <w:jc w:val="both"/>
+      </w:pPr>
+      <w:r>
+        <w:rPr>
+          <w:rFonts w:ascii="宋体" w:hAnsi="宋体" w:eastAsia="宋体"/>
+          <w:b w:val="0"/>
           <w:sz w:val="24"/>
         </w:rPr>
-        <w:t>通过前后端分离保持界面迭代与业务服务解耦。</w:t>
-      </w:r>
-    </w:p>
-    <w:p/>
-    <w:p>
-      <w:pPr>
-        <w:spacing w:line="360" w:lineRule="auto"/>
-        <w:ind w:firstLine="0"/>
-      </w:pPr>
-      <w:r>
-        <w:rPr>
-          <w:rFonts w:ascii="宋体" w:hAnsi="宋体" w:eastAsia="宋体"/>
-          <w:sz w:val="24"/>
-        </w:rPr>
-        <w:t>通过 JWT 与 Spring Security 实现无状态鉴权。</w:t>
-      </w:r>
-    </w:p>
-    <w:p/>
-    <w:p>
-      <w:pPr>
-        <w:spacing w:line="360" w:lineRule="auto"/>
-        <w:ind w:firstLine="0"/>
-      </w:pPr>
-      <w:r>
-        <w:rPr>
-          <w:rFonts w:ascii="宋体" w:hAnsi="宋体" w:eastAsia="宋体"/>
-          <w:sz w:val="24"/>
-        </w:rPr>
-        <w:t>通过 MySQL 持久化业务主数据，通过 Redis 加速高频读写与运行态计算。</w:t>
-      </w:r>
-    </w:p>
-    <w:p/>
-    <w:p>
-      <w:pPr>
-        <w:spacing w:line="360" w:lineRule="auto"/>
-        <w:ind w:firstLine="0"/>
-      </w:pPr>
-      <w:r>
-        <w:rPr>
-          <w:rFonts w:ascii="宋体" w:hAnsi="宋体" w:eastAsia="宋体"/>
-          <w:sz w:val="24"/>
-        </w:rPr>
-        <w:t>通过模块化服务拆分认证、预约、审批、会议室治理、统计与用户治理能力。</w:t>
-      </w:r>
-    </w:p>
-    <w:p>
-      <w:pPr>
-        <w:pStyle w:val="2"/>
-      </w:pPr>
-      <w:r>
-        <w:rPr>
-          <w:rFonts w:ascii="宋体" w:hAnsi="宋体" w:eastAsia="宋体" w:cs="宋体"/>
-          <w:b/>
-          <w:sz w:val="32"/>
-        </w:rPr>
-        <w:t>2. 总体架构</w:t>
-      </w:r>
-    </w:p>
-    <w:p>
-      <w:pPr>
-        <w:keepNext/>
-        <w:keepLines/>
+        <w:t>系统采用浏览器端 Vue 单页应用、Spring Boot 后端服务、MySQL 数据库和 Redis 缓存的分层架构。前端负责路由守卫、页面渲染和接口调用；后端负责鉴权、业务编排、权限校验和数据访问；MySQL 保存权威业务数据；Redis 保存缓存、锁、通知、审计和房间运行态。</w:t>
+      </w:r>
+    </w:p>
+    <w:p>
+      <w:pPr>
+        <w:spacing w:line="240" w:lineRule="auto" w:before="80" w:after="0"/>
         <w:ind w:firstLine="0"/>
         <w:jc w:val="center"/>
       </w:pPr>
       <w:r>
         <w:drawing>
-          <wp:inline distT="0" distB="0" distL="114300" distR="114300">
-            <wp:extent cx="5111750" cy="3536315"/>
-            <wp:effectExtent l="0" t="0" r="3175" b="6985"/>
+          <wp:inline xmlns:a="http://schemas.openxmlformats.org/drawingml/2006/main" xmlns:pic="http://schemas.openxmlformats.org/drawingml/2006/picture">
+            <wp:extent cx="5400000" cy="3736097"/>
             <wp:docPr id="3" name="Picture 3"/>
             <wp:cNvGraphicFramePr>
-              <a:graphicFrameLocks xmlns:a="http://schemas.openxmlformats.org/drawingml/2006/main" noChangeAspect="1"/>
+              <a:graphicFrameLocks noChangeAspect="1"/>
             </wp:cNvGraphicFramePr>
-            <a:graphic xmlns:a="http://schemas.openxmlformats.org/drawingml/2006/main">
+            <a:graphic>
               <a:graphicData uri="http://schemas.openxmlformats.org/drawingml/2006/picture">
-                <pic:pic xmlns:pic="http://schemas.openxmlformats.org/drawingml/2006/picture">
+                <pic:pic>
                   <pic:nvPicPr>
-                    <pic:cNvPr id="3" name="Picture 3"/>
-                    <pic:cNvPicPr>
-                      <a:picLocks noChangeAspect="1"/>
-                    </pic:cNvPicPr>
+                    <pic:cNvPr id="0" name="image.png"/>
+                    <pic:cNvPicPr/>
                   </pic:nvPicPr>
                   <pic:blipFill>
                     <a:blip r:embed="rId7"/>
@@ -490,11 +509,9 @@
                   <pic:spPr>
                     <a:xfrm>
                       <a:off x="0" y="0"/>
-                      <a:ext cx="5112000" cy="3536447"/>
+                      <a:ext cx="5400000" cy="3736097"/>
                     </a:xfrm>
-                    <a:prstGeom prst="rect">
-                      <a:avLst/>
-                    </a:prstGeom>
+                    <a:prstGeom prst="rect"/>
                   </pic:spPr>
                 </pic:pic>
               </a:graphicData>
@@ -505,335 +522,348 @@
     </w:p>
     <w:p>
       <w:pPr>
-        <w:keepNext/>
-        <w:keepLines/>
-        <w:spacing w:line="360" w:lineRule="auto"/>
+        <w:spacing w:line="240" w:lineRule="auto" w:before="40" w:after="120"/>
         <w:ind w:firstLine="0"/>
         <w:jc w:val="center"/>
       </w:pPr>
       <w:r>
         <w:rPr>
-          <w:rFonts w:ascii="黑体" w:hAnsi="黑体" w:eastAsia="黑体" w:cs="黑体"/>
+          <w:rFonts w:ascii="黑体" w:hAnsi="黑体" w:eastAsia="黑体"/>
           <w:b w:val="0"/>
           <w:sz w:val="21"/>
         </w:rPr>
-        <w:t>图 1 - 系统总体架构图</w:t>
+        <w:t>图 1 系统总体架构图</w:t>
       </w:r>
     </w:p>
     <w:tbl>
       <w:tblPr>
-        <w:tblStyle w:val="7"/>
-        <w:tblW w:w="0" w:type="auto"/>
+        <w:tblW w:type="pct" w:w="5000"/>
         <w:jc w:val="center"/>
         <w:tblLayout w:type="autofit"/>
-        <w:tblCellMar>
-          <w:top w:w="0" w:type="dxa"/>
-          <w:left w:w="108" w:type="dxa"/>
-          <w:bottom w:w="0" w:type="dxa"/>
-          <w:right w:w="108" w:type="dxa"/>
-        </w:tblCellMar>
+        <w:tblLook w:firstColumn="1" w:firstRow="1" w:lastColumn="0" w:lastRow="0" w:noHBand="0" w:noVBand="1" w:val="04A0"/>
+        <w:tblBorders>
+          <w:top w:val="single" w:sz="4" w:space="0" w:color="000000"/>
+          <w:left w:val="single" w:sz="4" w:space="0" w:color="000000"/>
+          <w:bottom w:val="single" w:sz="4" w:space="0" w:color="000000"/>
+          <w:right w:val="single" w:sz="4" w:space="0" w:color="000000"/>
+          <w:insideH w:val="single" w:sz="4" w:space="0" w:color="000000"/>
+          <w:insideV w:val="single" w:sz="4" w:space="0" w:color="000000"/>
+        </w:tblBorders>
       </w:tblPr>
       <w:tblGrid>
-        <w:gridCol w:w="4156"/>
-        <w:gridCol w:w="4156"/>
+        <w:gridCol w:w="3009"/>
+        <w:gridCol w:w="3009"/>
+        <w:gridCol w:w="3009"/>
       </w:tblGrid>
       <w:tr>
-        <w:tblPrEx>
-          <w:tblCellMar>
-            <w:top w:w="0" w:type="dxa"/>
-            <w:left w:w="108" w:type="dxa"/>
-            <w:bottom w:w="0" w:type="dxa"/>
-            <w:right w:w="108" w:type="dxa"/>
-          </w:tblCellMar>
-        </w:tblPrEx>
         <w:trPr>
-          <w:jc w:val="center"/>
+          <w:cantSplit/>
+          <w:tblHeader w:val="true"/>
         </w:trPr>
         <w:tc>
           <w:tcPr>
-            <w:tcW w:w="4156" w:type="dxa"/>
-            <w:shd w:val="clear" w:color="auto" w:fill="DCE6F1"/>
-            <w:vAlign w:val="center"/>
-          </w:tcPr>
-          <w:p>
-            <w:pPr>
-              <w:spacing w:line="360" w:lineRule="auto"/>
-              <w:ind w:left="0" w:leftChars="0" w:firstLine="0" w:firstLineChars="0"/>
+            <w:tcW w:type="dxa" w:w="3009"/>
+            <w:shd w:fill="D9D9D9"/>
+            <w:vAlign w:val="center"/>
+          </w:tcPr>
+          <w:p>
+            <w:pPr>
+              <w:spacing w:line="240" w:lineRule="auto" w:before="0" w:after="0"/>
+              <w:ind w:firstLine="0"/>
               <w:jc w:val="center"/>
+            </w:pPr>
+            <w:r/>
+            <w:r>
               <w:rPr>
                 <w:rFonts w:ascii="宋体" w:hAnsi="宋体" w:eastAsia="宋体"/>
                 <w:b/>
-                <w:sz w:val="24"/>
-              </w:rPr>
-            </w:pPr>
-            <w:bookmarkStart w:id="0" w:name="_GoBack" w:colFirst="0" w:colLast="1"/>
+                <w:sz w:val="21"/>
+              </w:rPr>
+              <w:t>层次</w:t>
+            </w:r>
+          </w:p>
+        </w:tc>
+        <w:tc>
+          <w:tcPr>
+            <w:tcW w:type="dxa" w:w="3009"/>
+            <w:shd w:fill="D9D9D9"/>
+            <w:vAlign w:val="center"/>
+          </w:tcPr>
+          <w:p>
+            <w:pPr>
+              <w:spacing w:line="240" w:lineRule="auto" w:before="0" w:after="0"/>
+              <w:ind w:firstLine="0"/>
+              <w:jc w:val="center"/>
+            </w:pPr>
+            <w:r/>
             <w:r>
               <w:rPr>
                 <w:rFonts w:ascii="宋体" w:hAnsi="宋体" w:eastAsia="宋体"/>
                 <w:b/>
-                <w:sz w:val="24"/>
-              </w:rPr>
-              <w:t>层次</w:t>
-            </w:r>
-          </w:p>
-        </w:tc>
-        <w:tc>
-          <w:tcPr>
-            <w:tcW w:w="4156" w:type="dxa"/>
-            <w:shd w:val="clear" w:color="auto" w:fill="DCE6F1"/>
-            <w:vAlign w:val="center"/>
-          </w:tcPr>
-          <w:p>
-            <w:pPr>
-              <w:spacing w:line="360" w:lineRule="auto"/>
-              <w:ind w:left="0" w:leftChars="0" w:firstLine="0" w:firstLineChars="0"/>
+                <w:sz w:val="21"/>
+              </w:rPr>
+              <w:t>组成</w:t>
+            </w:r>
+          </w:p>
+        </w:tc>
+        <w:tc>
+          <w:tcPr>
+            <w:tcW w:type="dxa" w:w="3009"/>
+            <w:shd w:fill="D9D9D9"/>
+            <w:vAlign w:val="center"/>
+          </w:tcPr>
+          <w:p>
+            <w:pPr>
+              <w:spacing w:line="240" w:lineRule="auto" w:before="0" w:after="0"/>
+              <w:ind w:firstLine="0"/>
               <w:jc w:val="center"/>
+            </w:pPr>
+            <w:r/>
+            <w:r>
               <w:rPr>
                 <w:rFonts w:ascii="宋体" w:hAnsi="宋体" w:eastAsia="宋体"/>
                 <w:b/>
-                <w:sz w:val="24"/>
-              </w:rPr>
-            </w:pPr>
-            <w:r>
-              <w:rPr>
-                <w:rFonts w:ascii="宋体" w:hAnsi="宋体" w:eastAsia="宋体"/>
-                <w:b/>
-                <w:sz w:val="24"/>
-              </w:rPr>
-              <w:t>说明</w:t>
-            </w:r>
-          </w:p>
-        </w:tc>
-      </w:tr>
-      <w:bookmarkEnd w:id="0"/>
-      <w:tr>
-        <w:tblPrEx>
-          <w:tblCellMar>
-            <w:top w:w="0" w:type="dxa"/>
-            <w:left w:w="108" w:type="dxa"/>
-            <w:bottom w:w="0" w:type="dxa"/>
-            <w:right w:w="108" w:type="dxa"/>
-          </w:tblCellMar>
-        </w:tblPrEx>
-        <w:trPr>
-          <w:jc w:val="center"/>
-        </w:trPr>
-        <w:tc>
-          <w:tcPr>
-            <w:tcW w:w="4156" w:type="dxa"/>
-            <w:vAlign w:val="center"/>
-          </w:tcPr>
-          <w:p>
-            <w:pPr>
-              <w:spacing w:line="360" w:lineRule="auto"/>
-              <w:ind w:left="0" w:leftChars="0" w:firstLine="0" w:firstLineChars="0"/>
-              <w:jc w:val="center"/>
-              <w:rPr>
-                <w:rFonts w:ascii="宋体" w:hAnsi="宋体" w:eastAsia="宋体"/>
-                <w:b w:val="0"/>
-                <w:sz w:val="24"/>
-              </w:rPr>
-            </w:pPr>
-            <w:r>
-              <w:rPr>
-                <w:rFonts w:ascii="宋体" w:hAnsi="宋体" w:eastAsia="宋体"/>
-                <w:b w:val="0"/>
-                <w:sz w:val="24"/>
-              </w:rPr>
-              <w:t>表示层</w:t>
-            </w:r>
-          </w:p>
-        </w:tc>
-        <w:tc>
-          <w:tcPr>
-            <w:tcW w:w="4156" w:type="dxa"/>
-            <w:vAlign w:val="center"/>
-          </w:tcPr>
-          <w:p>
-            <w:pPr>
-              <w:spacing w:line="360" w:lineRule="auto"/>
-              <w:ind w:left="0" w:leftChars="0" w:firstLine="0" w:firstLineChars="0"/>
-              <w:jc w:val="center"/>
-              <w:rPr>
-                <w:rFonts w:ascii="宋体" w:hAnsi="宋体" w:eastAsia="宋体"/>
-                <w:b w:val="0"/>
-                <w:sz w:val="24"/>
-              </w:rPr>
-            </w:pPr>
-            <w:r>
-              <w:rPr>
-                <w:rFonts w:ascii="宋体" w:hAnsi="宋体" w:eastAsia="宋体"/>
-                <w:b w:val="0"/>
-                <w:sz w:val="24"/>
-              </w:rPr>
-              <w:t>Vue 3 单页应用，负责页面渲染、路由守卫、接口调用和错误反馈。</w:t>
+                <w:sz w:val="21"/>
+              </w:rPr>
+              <w:t>职责</w:t>
             </w:r>
           </w:p>
         </w:tc>
       </w:tr>
       <w:tr>
-        <w:tblPrEx>
-          <w:tblCellMar>
-            <w:top w:w="0" w:type="dxa"/>
-            <w:left w:w="108" w:type="dxa"/>
-            <w:bottom w:w="0" w:type="dxa"/>
-            <w:right w:w="108" w:type="dxa"/>
-          </w:tblCellMar>
-        </w:tblPrEx>
         <w:trPr>
-          <w:jc w:val="center"/>
+          <w:cantSplit/>
         </w:trPr>
         <w:tc>
           <w:tcPr>
-            <w:tcW w:w="4156" w:type="dxa"/>
-            <w:vAlign w:val="center"/>
-          </w:tcPr>
-          <w:p>
-            <w:pPr>
-              <w:spacing w:line="360" w:lineRule="auto"/>
-              <w:ind w:left="0" w:leftChars="0" w:firstLine="0" w:firstLineChars="0"/>
+            <w:tcW w:type="dxa" w:w="3009"/>
+            <w:vAlign w:val="center"/>
+          </w:tcPr>
+          <w:p>
+            <w:pPr>
+              <w:spacing w:line="240" w:lineRule="auto" w:before="0" w:after="0"/>
+              <w:ind w:firstLine="0"/>
               <w:jc w:val="center"/>
+            </w:pPr>
+            <w:r/>
+            <w:r>
               <w:rPr>
                 <w:rFonts w:ascii="宋体" w:hAnsi="宋体" w:eastAsia="宋体"/>
                 <w:b w:val="0"/>
-                <w:sz w:val="24"/>
-              </w:rPr>
-            </w:pPr>
+                <w:sz w:val="21"/>
+              </w:rPr>
+              <w:t>表示层</w:t>
+            </w:r>
+          </w:p>
+        </w:tc>
+        <w:tc>
+          <w:tcPr>
+            <w:tcW w:type="dxa" w:w="3009"/>
+            <w:vAlign w:val="center"/>
+          </w:tcPr>
+          <w:p>
+            <w:pPr>
+              <w:spacing w:line="240" w:lineRule="auto" w:before="0" w:after="0"/>
+              <w:ind w:firstLine="0"/>
+              <w:jc w:val="left"/>
+            </w:pPr>
+            <w:r/>
             <w:r>
               <w:rPr>
                 <w:rFonts w:ascii="宋体" w:hAnsi="宋体" w:eastAsia="宋体"/>
                 <w:b w:val="0"/>
-                <w:sz w:val="24"/>
-              </w:rPr>
-              <w:t>应用层</w:t>
-            </w:r>
-          </w:p>
-        </w:tc>
-        <w:tc>
-          <w:tcPr>
-            <w:tcW w:w="4156" w:type="dxa"/>
-            <w:vAlign w:val="center"/>
-          </w:tcPr>
-          <w:p>
-            <w:pPr>
-              <w:spacing w:line="360" w:lineRule="auto"/>
-              <w:ind w:left="0" w:leftChars="0" w:firstLine="0" w:firstLineChars="0"/>
-              <w:jc w:val="center"/>
+                <w:sz w:val="21"/>
+              </w:rPr>
+              <w:t>Vue 3、TypeScript、Element Plus、FullCalendar</w:t>
+            </w:r>
+          </w:p>
+        </w:tc>
+        <w:tc>
+          <w:tcPr>
+            <w:tcW w:type="dxa" w:w="3009"/>
+            <w:vAlign w:val="center"/>
+          </w:tcPr>
+          <w:p>
+            <w:pPr>
+              <w:spacing w:line="240" w:lineRule="auto" w:before="0" w:after="0"/>
+              <w:ind w:firstLine="0"/>
+              <w:jc w:val="left"/>
+            </w:pPr>
+            <w:r/>
+            <w:r>
               <w:rPr>
                 <w:rFonts w:ascii="宋体" w:hAnsi="宋体" w:eastAsia="宋体"/>
                 <w:b w:val="0"/>
-                <w:sz w:val="24"/>
-              </w:rPr>
-            </w:pPr>
-            <w:r>
-              <w:rPr>
-                <w:rFonts w:ascii="宋体" w:hAnsi="宋体" w:eastAsia="宋体"/>
-                <w:b w:val="0"/>
-                <w:sz w:val="24"/>
-              </w:rPr>
-              <w:t>Spring Boot 控制器与服务层，负责请求接入、业务编排、权限判断。</w:t>
+                <w:sz w:val="21"/>
+              </w:rPr>
+              <w:t>负责页面渲染、路由控制、表单交互、日历展示和错误反馈。</w:t>
             </w:r>
           </w:p>
         </w:tc>
       </w:tr>
       <w:tr>
-        <w:tblPrEx>
-          <w:tblCellMar>
-            <w:top w:w="0" w:type="dxa"/>
-            <w:left w:w="108" w:type="dxa"/>
-            <w:bottom w:w="0" w:type="dxa"/>
-            <w:right w:w="108" w:type="dxa"/>
-          </w:tblCellMar>
-        </w:tblPrEx>
         <w:trPr>
-          <w:jc w:val="center"/>
+          <w:cantSplit/>
         </w:trPr>
         <w:tc>
           <w:tcPr>
-            <w:tcW w:w="4156" w:type="dxa"/>
-            <w:vAlign w:val="center"/>
-          </w:tcPr>
-          <w:p>
-            <w:pPr>
-              <w:spacing w:line="360" w:lineRule="auto"/>
-              <w:ind w:left="0" w:leftChars="0" w:firstLine="0" w:firstLineChars="0"/>
+            <w:tcW w:type="dxa" w:w="3009"/>
+            <w:vAlign w:val="center"/>
+          </w:tcPr>
+          <w:p>
+            <w:pPr>
+              <w:spacing w:line="240" w:lineRule="auto" w:before="0" w:after="0"/>
+              <w:ind w:firstLine="0"/>
               <w:jc w:val="center"/>
+            </w:pPr>
+            <w:r/>
+            <w:r>
               <w:rPr>
                 <w:rFonts w:ascii="宋体" w:hAnsi="宋体" w:eastAsia="宋体"/>
                 <w:b w:val="0"/>
-                <w:sz w:val="24"/>
-              </w:rPr>
-            </w:pPr>
+                <w:sz w:val="21"/>
+              </w:rPr>
+              <w:t>应用层</w:t>
+            </w:r>
+          </w:p>
+        </w:tc>
+        <w:tc>
+          <w:tcPr>
+            <w:tcW w:type="dxa" w:w="3009"/>
+            <w:vAlign w:val="center"/>
+          </w:tcPr>
+          <w:p>
+            <w:pPr>
+              <w:spacing w:line="240" w:lineRule="auto" w:before="0" w:after="0"/>
+              <w:ind w:firstLine="0"/>
+              <w:jc w:val="left"/>
+            </w:pPr>
+            <w:r/>
             <w:r>
               <w:rPr>
                 <w:rFonts w:ascii="宋体" w:hAnsi="宋体" w:eastAsia="宋体"/>
                 <w:b w:val="0"/>
-                <w:sz w:val="24"/>
-              </w:rPr>
-              <w:t>数据层</w:t>
-            </w:r>
-          </w:p>
-        </w:tc>
-        <w:tc>
-          <w:tcPr>
-            <w:tcW w:w="4156" w:type="dxa"/>
-            <w:vAlign w:val="center"/>
-          </w:tcPr>
-          <w:p>
-            <w:pPr>
-              <w:spacing w:line="360" w:lineRule="auto"/>
-              <w:ind w:left="0" w:leftChars="0" w:firstLine="0" w:firstLineChars="0"/>
-              <w:jc w:val="center"/>
+                <w:sz w:val="21"/>
+              </w:rPr>
+              <w:t>Spring Boot Controller / Service</w:t>
+            </w:r>
+          </w:p>
+        </w:tc>
+        <w:tc>
+          <w:tcPr>
+            <w:tcW w:type="dxa" w:w="3009"/>
+            <w:vAlign w:val="center"/>
+          </w:tcPr>
+          <w:p>
+            <w:pPr>
+              <w:spacing w:line="240" w:lineRule="auto" w:before="0" w:after="0"/>
+              <w:ind w:firstLine="0"/>
+              <w:jc w:val="left"/>
+            </w:pPr>
+            <w:r/>
+            <w:r>
               <w:rPr>
                 <w:rFonts w:ascii="宋体" w:hAnsi="宋体" w:eastAsia="宋体"/>
                 <w:b w:val="0"/>
-                <w:sz w:val="24"/>
-              </w:rPr>
-            </w:pPr>
-            <w:r>
-              <w:rPr>
-                <w:rFonts w:ascii="宋体" w:hAnsi="宋体" w:eastAsia="宋体"/>
-                <w:b w:val="0"/>
-                <w:sz w:val="24"/>
-              </w:rPr>
-              <w:t>MyBatis-Plus 访问 MySQL；Redis 保存缓存、锁和运行态信息。</w:t>
+                <w:sz w:val="21"/>
+              </w:rPr>
+              <w:t>负责请求接入、业务编排、预约校验、审批处理和统计聚合。</w:t>
             </w:r>
           </w:p>
         </w:tc>
       </w:tr>
       <w:tr>
-        <w:tblPrEx>
-          <w:tblCellMar>
-            <w:top w:w="0" w:type="dxa"/>
-            <w:left w:w="108" w:type="dxa"/>
-            <w:bottom w:w="0" w:type="dxa"/>
-            <w:right w:w="108" w:type="dxa"/>
-          </w:tblCellMar>
-        </w:tblPrEx>
         <w:trPr>
-          <w:jc w:val="center"/>
+          <w:cantSplit/>
         </w:trPr>
         <w:tc>
           <w:tcPr>
-            <w:tcW w:w="4156" w:type="dxa"/>
-            <w:vAlign w:val="center"/>
-          </w:tcPr>
-          <w:p>
-            <w:pPr>
-              <w:spacing w:line="360" w:lineRule="auto"/>
-              <w:ind w:left="0" w:leftChars="0" w:firstLine="0" w:firstLineChars="0"/>
+            <w:tcW w:type="dxa" w:w="3009"/>
+            <w:vAlign w:val="center"/>
+          </w:tcPr>
+          <w:p>
+            <w:pPr>
+              <w:spacing w:line="240" w:lineRule="auto" w:before="0" w:after="0"/>
+              <w:ind w:firstLine="0"/>
               <w:jc w:val="center"/>
+            </w:pPr>
+            <w:r/>
+            <w:r>
               <w:rPr>
                 <w:rFonts w:ascii="宋体" w:hAnsi="宋体" w:eastAsia="宋体"/>
                 <w:b w:val="0"/>
-                <w:sz w:val="24"/>
-              </w:rPr>
-            </w:pPr>
+                <w:sz w:val="21"/>
+              </w:rPr>
+              <w:t>数据层</w:t>
+            </w:r>
+          </w:p>
+        </w:tc>
+        <w:tc>
+          <w:tcPr>
+            <w:tcW w:type="dxa" w:w="3009"/>
+            <w:vAlign w:val="center"/>
+          </w:tcPr>
+          <w:p>
+            <w:pPr>
+              <w:spacing w:line="240" w:lineRule="auto" w:before="0" w:after="0"/>
+              <w:ind w:firstLine="0"/>
+              <w:jc w:val="left"/>
+            </w:pPr>
+            <w:r/>
             <w:r>
               <w:rPr>
                 <w:rFonts w:ascii="宋体" w:hAnsi="宋体" w:eastAsia="宋体"/>
                 <w:b w:val="0"/>
-                <w:sz w:val="24"/>
+                <w:sz w:val="21"/>
+              </w:rPr>
+              <w:t>MyBatis-Plus、MySQL、Redis</w:t>
+            </w:r>
+          </w:p>
+        </w:tc>
+        <w:tc>
+          <w:tcPr>
+            <w:tcW w:type="dxa" w:w="3009"/>
+            <w:vAlign w:val="center"/>
+          </w:tcPr>
+          <w:p>
+            <w:pPr>
+              <w:spacing w:line="240" w:lineRule="auto" w:before="0" w:after="0"/>
+              <w:ind w:firstLine="0"/>
+              <w:jc w:val="left"/>
+            </w:pPr>
+            <w:r/>
+            <w:r>
+              <w:rPr>
+                <w:rFonts w:ascii="宋体" w:hAnsi="宋体" w:eastAsia="宋体"/>
+                <w:b w:val="0"/>
+                <w:sz w:val="21"/>
+              </w:rPr>
+              <w:t>MySQL 保存主数据，Redis 保存缓存、锁和运行态信息。</w:t>
+            </w:r>
+          </w:p>
+        </w:tc>
+      </w:tr>
+      <w:tr>
+        <w:trPr>
+          <w:cantSplit/>
+        </w:trPr>
+        <w:tc>
+          <w:tcPr>
+            <w:tcW w:type="dxa" w:w="3009"/>
+            <w:vAlign w:val="center"/>
+          </w:tcPr>
+          <w:p>
+            <w:pPr>
+              <w:spacing w:line="240" w:lineRule="auto" w:before="0" w:after="0"/>
+              <w:ind w:firstLine="0"/>
+              <w:jc w:val="center"/>
+            </w:pPr>
+            <w:r/>
+            <w:r>
+              <w:rPr>
+                <w:rFonts w:ascii="宋体" w:hAnsi="宋体" w:eastAsia="宋体"/>
+                <w:b w:val="0"/>
+                <w:sz w:val="21"/>
               </w:rPr>
               <w:t>安全层</w:t>
             </w:r>
@@ -841,27 +871,45 @@
         </w:tc>
         <w:tc>
           <w:tcPr>
-            <w:tcW w:w="4156" w:type="dxa"/>
-            <w:vAlign w:val="center"/>
-          </w:tcPr>
-          <w:p>
-            <w:pPr>
-              <w:spacing w:line="360" w:lineRule="auto"/>
-              <w:ind w:left="0" w:leftChars="0" w:firstLine="0" w:firstLineChars="0"/>
-              <w:jc w:val="center"/>
+            <w:tcW w:type="dxa" w:w="3009"/>
+            <w:vAlign w:val="center"/>
+          </w:tcPr>
+          <w:p>
+            <w:pPr>
+              <w:spacing w:line="240" w:lineRule="auto" w:before="0" w:after="0"/>
+              <w:ind w:firstLine="0"/>
+              <w:jc w:val="left"/>
+            </w:pPr>
+            <w:r/>
+            <w:r>
               <w:rPr>
                 <w:rFonts w:ascii="宋体" w:hAnsi="宋体" w:eastAsia="宋体"/>
                 <w:b w:val="0"/>
-                <w:sz w:val="24"/>
-              </w:rPr>
-            </w:pPr>
+                <w:sz w:val="21"/>
+              </w:rPr>
+              <w:t>SecurityFilterChain、JwtAuthFilter、方法级权限注解</w:t>
+            </w:r>
+          </w:p>
+        </w:tc>
+        <w:tc>
+          <w:tcPr>
+            <w:tcW w:type="dxa" w:w="3009"/>
+            <w:vAlign w:val="center"/>
+          </w:tcPr>
+          <w:p>
+            <w:pPr>
+              <w:spacing w:line="240" w:lineRule="auto" w:before="0" w:after="0"/>
+              <w:ind w:firstLine="0"/>
+              <w:jc w:val="left"/>
+            </w:pPr>
+            <w:r/>
             <w:r>
               <w:rPr>
                 <w:rFonts w:ascii="宋体" w:hAnsi="宋体" w:eastAsia="宋体"/>
                 <w:b w:val="0"/>
-                <w:sz w:val="24"/>
-              </w:rPr>
-              <w:t>SecurityFilterChain + JwtAuthFilter + 方法级权限注解。</w:t>
+                <w:sz w:val="21"/>
+              </w:rPr>
+              <w:t>完成认证解析、角色识别和接口权限控制。</w:t>
             </w:r>
           </w:p>
         </w:tc>
@@ -869,11 +917,19 @@
     </w:tbl>
     <w:p>
       <w:pPr>
+        <w:spacing w:line="240" w:lineRule="auto" w:before="0" w:after="40"/>
+        <w:ind w:firstLine="0"/>
+      </w:pPr>
+    </w:p>
+    <w:p>
+      <w:pPr>
         <w:pStyle w:val="2"/>
-      </w:pPr>
-      <w:r>
-        <w:rPr>
-          <w:rFonts w:ascii="宋体" w:hAnsi="宋体" w:eastAsia="宋体" w:cs="宋体"/>
+        <w:spacing w:line="360" w:lineRule="auto" w:before="200" w:after="80"/>
+        <w:ind w:firstLine="0"/>
+      </w:pPr>
+      <w:r>
+        <w:rPr>
+          <w:rFonts w:ascii="宋体" w:hAnsi="宋体" w:eastAsia="宋体"/>
           <w:b/>
           <w:sz w:val="32"/>
         </w:rPr>
@@ -882,28 +938,24 @@
     </w:p>
     <w:p>
       <w:pPr>
-        <w:keepNext/>
-        <w:keepLines/>
+        <w:spacing w:line="240" w:lineRule="auto" w:before="80" w:after="0"/>
         <w:ind w:firstLine="0"/>
         <w:jc w:val="center"/>
       </w:pPr>
       <w:r>
         <w:drawing>
-          <wp:inline distT="0" distB="0" distL="114300" distR="114300">
-            <wp:extent cx="5111750" cy="4134485"/>
-            <wp:effectExtent l="0" t="0" r="3175" b="8890"/>
+          <wp:inline xmlns:a="http://schemas.openxmlformats.org/drawingml/2006/main" xmlns:pic="http://schemas.openxmlformats.org/drawingml/2006/picture">
+            <wp:extent cx="5400000" cy="4368292"/>
             <wp:docPr id="4" name="Picture 4"/>
             <wp:cNvGraphicFramePr>
-              <a:graphicFrameLocks xmlns:a="http://schemas.openxmlformats.org/drawingml/2006/main" noChangeAspect="1"/>
+              <a:graphicFrameLocks noChangeAspect="1"/>
             </wp:cNvGraphicFramePr>
-            <a:graphic xmlns:a="http://schemas.openxmlformats.org/drawingml/2006/main">
+            <a:graphic>
               <a:graphicData uri="http://schemas.openxmlformats.org/drawingml/2006/picture">
-                <pic:pic xmlns:pic="http://schemas.openxmlformats.org/drawingml/2006/picture">
+                <pic:pic>
                   <pic:nvPicPr>
-                    <pic:cNvPr id="4" name="Picture 4"/>
-                    <pic:cNvPicPr>
-                      <a:picLocks noChangeAspect="1"/>
-                    </pic:cNvPicPr>
+                    <pic:cNvPr id="0" name="image.png"/>
+                    <pic:cNvPicPr/>
                   </pic:nvPicPr>
                   <pic:blipFill>
                     <a:blip r:embed="rId8"/>
@@ -914,11 +966,9 @@
                   <pic:spPr>
                     <a:xfrm>
                       <a:off x="0" y="0"/>
-                      <a:ext cx="5112000" cy="4135053"/>
+                      <a:ext cx="5400000" cy="4368292"/>
                     </a:xfrm>
-                    <a:prstGeom prst="rect">
-                      <a:avLst/>
-                    </a:prstGeom>
+                    <a:prstGeom prst="rect"/>
                   </pic:spPr>
                 </pic:pic>
               </a:graphicData>
@@ -929,84 +979,103 @@
     </w:p>
     <w:p>
       <w:pPr>
-        <w:keepNext/>
-        <w:keepLines/>
-        <w:spacing w:line="360" w:lineRule="auto"/>
+        <w:spacing w:line="240" w:lineRule="auto" w:before="40" w:after="120"/>
         <w:ind w:firstLine="0"/>
         <w:jc w:val="center"/>
       </w:pPr>
       <w:r>
         <w:rPr>
-          <w:rFonts w:ascii="黑体" w:hAnsi="黑体" w:eastAsia="黑体" w:cs="黑体"/>
+          <w:rFonts w:ascii="黑体" w:hAnsi="黑体" w:eastAsia="黑体"/>
           <w:b w:val="0"/>
           <w:sz w:val="21"/>
         </w:rPr>
-        <w:t>图 2 - 认证与鉴权流程图</w:t>
-      </w:r>
-    </w:p>
-    <w:p/>
-    <w:p>
-      <w:pPr>
-        <w:spacing w:line="360" w:lineRule="auto"/>
+        <w:t>图 2 认证与鉴权流程图</w:t>
+      </w:r>
+    </w:p>
+    <w:p>
+      <w:pPr>
+        <w:spacing w:line="360" w:lineRule="auto" w:before="0" w:after="0"/>
+        <w:ind w:firstLine="480"/>
+        <w:jc w:val="both"/>
+      </w:pPr>
+      <w:r>
+        <w:rPr>
+          <w:rFonts w:ascii="宋体" w:hAnsi="宋体" w:eastAsia="宋体"/>
+          <w:b w:val="0"/>
+          <w:sz w:val="24"/>
+        </w:rPr>
+        <w:t>（1）用户在登录页提交用户名和密码，后端校验成功后签发 JWT，并返回 userId、username 和 role。</w:t>
+      </w:r>
+    </w:p>
+    <w:p>
+      <w:pPr>
+        <w:spacing w:line="360" w:lineRule="auto" w:before="0" w:after="0"/>
+        <w:ind w:firstLine="480"/>
+        <w:jc w:val="both"/>
+      </w:pPr>
+      <w:r>
+        <w:rPr>
+          <w:rFonts w:ascii="宋体" w:hAnsi="宋体" w:eastAsia="宋体"/>
+          <w:b w:val="0"/>
+          <w:sz w:val="24"/>
+        </w:rPr>
+        <w:t>（2）前端将 token 和用户信息序列化保存到 localStorage 的 mrs_auth 键中。</w:t>
+      </w:r>
+    </w:p>
+    <w:p>
+      <w:pPr>
+        <w:spacing w:line="360" w:lineRule="auto" w:before="0" w:after="0"/>
+        <w:ind w:firstLine="480"/>
+        <w:jc w:val="both"/>
+      </w:pPr>
+      <w:r>
+        <w:rPr>
+          <w:rFonts w:ascii="宋体" w:hAnsi="宋体" w:eastAsia="宋体"/>
+          <w:b w:val="0"/>
+          <w:sz w:val="24"/>
+        </w:rPr>
+        <w:t>（3）Axios 请求拦截器从本地会话读取 token，统一追加 Authorization 请求头。</w:t>
+      </w:r>
+    </w:p>
+    <w:p>
+      <w:pPr>
+        <w:spacing w:line="360" w:lineRule="auto" w:before="0" w:after="0"/>
+        <w:ind w:firstLine="480"/>
+        <w:jc w:val="both"/>
+      </w:pPr>
+      <w:r>
+        <w:rPr>
+          <w:rFonts w:ascii="宋体" w:hAnsi="宋体" w:eastAsia="宋体"/>
+          <w:b w:val="0"/>
+          <w:sz w:val="24"/>
+        </w:rPr>
+        <w:t>（4）后端 JwtAuthFilter 解析 token，构造认证上下文，再由方法级权限注解完成角色校验。</w:t>
+      </w:r>
+    </w:p>
+    <w:p>
+      <w:pPr>
+        <w:spacing w:line="360" w:lineRule="auto" w:before="0" w:after="0"/>
+        <w:ind w:firstLine="480"/>
+        <w:jc w:val="both"/>
+      </w:pPr>
+      <w:r>
+        <w:rPr>
+          <w:rFonts w:ascii="宋体" w:hAnsi="宋体" w:eastAsia="宋体"/>
+          <w:b w:val="0"/>
+          <w:sz w:val="24"/>
+        </w:rPr>
+        <w:t>（5）路由层在未登录时强制回到 /login；已登录用户访问认证页时重定向到 /dashboard。</w:t>
+      </w:r>
+    </w:p>
+    <w:p>
+      <w:pPr>
+        <w:pStyle w:val="2"/>
+        <w:spacing w:line="360" w:lineRule="auto" w:before="200" w:after="80"/>
         <w:ind w:firstLine="0"/>
       </w:pPr>
       <w:r>
         <w:rPr>
           <w:rFonts w:ascii="宋体" w:hAnsi="宋体" w:eastAsia="宋体"/>
-          <w:sz w:val="24"/>
-        </w:rPr>
-        <w:t>登录成功后，前端把 token、userId、username、role 序列化到 localStorage 的 mrs_auth 键中。</w:t>
-      </w:r>
-    </w:p>
-    <w:p/>
-    <w:p>
-      <w:pPr>
-        <w:spacing w:line="360" w:lineRule="auto"/>
-        <w:ind w:firstLine="0"/>
-      </w:pPr>
-      <w:r>
-        <w:rPr>
-          <w:rFonts w:ascii="宋体" w:hAnsi="宋体" w:eastAsia="宋体"/>
-          <w:sz w:val="24"/>
-        </w:rPr>
-        <w:t>Axios 请求拦截器从本地会话中取 token，统一追加 Authorization 请求头。</w:t>
-      </w:r>
-    </w:p>
-    <w:p/>
-    <w:p>
-      <w:pPr>
-        <w:spacing w:line="360" w:lineRule="auto"/>
-        <w:ind w:firstLine="0"/>
-      </w:pPr>
-      <w:r>
-        <w:rPr>
-          <w:rFonts w:ascii="宋体" w:hAnsi="宋体" w:eastAsia="宋体"/>
-          <w:sz w:val="24"/>
-        </w:rPr>
-        <w:t>后端通过 JwtAuthFilter 解析 token，再交给方法级权限注解做角色控制。</w:t>
-      </w:r>
-    </w:p>
-    <w:p/>
-    <w:p>
-      <w:pPr>
-        <w:spacing w:line="360" w:lineRule="auto"/>
-        <w:ind w:firstLine="0"/>
-      </w:pPr>
-      <w:r>
-        <w:rPr>
-          <w:rFonts w:ascii="宋体" w:hAnsi="宋体" w:eastAsia="宋体"/>
-          <w:sz w:val="24"/>
-        </w:rPr>
-        <w:t>路由层在未登录时强制回到 /login；登录后再访问认证页会重定向到 /dashboard。</w:t>
-      </w:r>
-    </w:p>
-    <w:p>
-      <w:pPr>
-        <w:pStyle w:val="2"/>
-      </w:pPr>
-      <w:r>
-        <w:rPr>
-          <w:rFonts w:ascii="宋体" w:hAnsi="宋体" w:eastAsia="宋体" w:cs="宋体"/>
           <w:b/>
           <w:sz w:val="32"/>
         </w:rPr>
@@ -1015,28 +1084,24 @@
     </w:p>
     <w:p>
       <w:pPr>
-        <w:keepNext/>
-        <w:keepLines/>
+        <w:spacing w:line="240" w:lineRule="auto" w:before="80" w:after="0"/>
         <w:ind w:firstLine="0"/>
         <w:jc w:val="center"/>
       </w:pPr>
       <w:r>
         <w:drawing>
-          <wp:inline distT="0" distB="0" distL="114300" distR="114300">
-            <wp:extent cx="5111750" cy="4658995"/>
-            <wp:effectExtent l="0" t="0" r="3175" b="8255"/>
+          <wp:inline xmlns:a="http://schemas.openxmlformats.org/drawingml/2006/main" xmlns:pic="http://schemas.openxmlformats.org/drawingml/2006/picture">
+            <wp:extent cx="5400000" cy="4921463"/>
             <wp:docPr id="5" name="Picture 5"/>
             <wp:cNvGraphicFramePr>
-              <a:graphicFrameLocks xmlns:a="http://schemas.openxmlformats.org/drawingml/2006/main" noChangeAspect="1"/>
+              <a:graphicFrameLocks noChangeAspect="1"/>
             </wp:cNvGraphicFramePr>
-            <a:graphic xmlns:a="http://schemas.openxmlformats.org/drawingml/2006/main">
+            <a:graphic>
               <a:graphicData uri="http://schemas.openxmlformats.org/drawingml/2006/picture">
-                <pic:pic xmlns:pic="http://schemas.openxmlformats.org/drawingml/2006/picture">
+                <pic:pic>
                   <pic:nvPicPr>
-                    <pic:cNvPr id="5" name="Picture 5"/>
-                    <pic:cNvPicPr>
-                      <a:picLocks noChangeAspect="1"/>
-                    </pic:cNvPicPr>
+                    <pic:cNvPr id="0" name="image.png"/>
+                    <pic:cNvPicPr/>
                   </pic:nvPicPr>
                   <pic:blipFill>
                     <a:blip r:embed="rId9"/>
@@ -1047,11 +1112,9 @@
                   <pic:spPr>
                     <a:xfrm>
                       <a:off x="0" y="0"/>
-                      <a:ext cx="5112000" cy="4659287"/>
+                      <a:ext cx="5400000" cy="4921463"/>
                     </a:xfrm>
-                    <a:prstGeom prst="rect">
-                      <a:avLst/>
-                    </a:prstGeom>
+                    <a:prstGeom prst="rect"/>
                   </pic:spPr>
                 </pic:pic>
               </a:graphicData>
@@ -1062,84 +1125,58 @@
     </w:p>
     <w:p>
       <w:pPr>
-        <w:keepNext/>
-        <w:keepLines/>
-        <w:spacing w:line="360" w:lineRule="auto"/>
+        <w:spacing w:line="240" w:lineRule="auto" w:before="40" w:after="120"/>
         <w:ind w:firstLine="0"/>
         <w:jc w:val="center"/>
       </w:pPr>
       <w:r>
         <w:rPr>
-          <w:rFonts w:ascii="黑体" w:hAnsi="黑体" w:eastAsia="黑体" w:cs="黑体"/>
+          <w:rFonts w:ascii="黑体" w:hAnsi="黑体" w:eastAsia="黑体"/>
           <w:b w:val="0"/>
           <w:sz w:val="21"/>
         </w:rPr>
-        <w:t>图 3 - 预约创建时序图</w:t>
-      </w:r>
-    </w:p>
-    <w:p/>
-    <w:p>
-      <w:pPr>
-        <w:spacing w:line="360" w:lineRule="auto"/>
+        <w:t>图 3 预约创建时序图</w:t>
+      </w:r>
+    </w:p>
+    <w:p>
+      <w:pPr>
+        <w:spacing w:line="360" w:lineRule="auto" w:before="0" w:after="0"/>
+        <w:ind w:firstLine="480"/>
+        <w:jc w:val="both"/>
+      </w:pPr>
+      <w:r>
+        <w:rPr>
+          <w:rFonts w:ascii="宋体" w:hAnsi="宋体" w:eastAsia="宋体"/>
+          <w:b w:val="0"/>
+          <w:sz w:val="24"/>
+        </w:rPr>
+        <w:t>预约创建流程以“先校验、后加锁、再写入、最后刷新缓存”为主线。ReservationService 在写库前校验时间粒度、未来天数、时长上限、会议室状态、维护时段和同房间冲突；同房间同日期的预约创建使用 Redis 分布式锁保护，降低并发抢占导致重复写入的风险。</w:t>
+      </w:r>
+    </w:p>
+    <w:p>
+      <w:pPr>
+        <w:spacing w:line="360" w:lineRule="auto" w:before="0" w:after="0"/>
+        <w:ind w:firstLine="480"/>
+        <w:jc w:val="both"/>
+      </w:pPr>
+      <w:r>
+        <w:rPr>
+          <w:rFonts w:ascii="宋体" w:hAnsi="宋体" w:eastAsia="宋体"/>
+          <w:b w:val="0"/>
+          <w:sz w:val="24"/>
+        </w:rPr>
+        <w:t>预约创建和审批通过后，系统会重建当日占用位图并淘汰用户最近预约缓存；通知和审计由独立服务写入 Redis，支撑通知抽屉、个人审计和管理员全局审计。</w:t>
+      </w:r>
+    </w:p>
+    <w:p>
+      <w:pPr>
+        <w:pStyle w:val="2"/>
+        <w:spacing w:line="360" w:lineRule="auto" w:before="200" w:after="80"/>
         <w:ind w:firstLine="0"/>
       </w:pPr>
       <w:r>
         <w:rPr>
           <w:rFonts w:ascii="宋体" w:hAnsi="宋体" w:eastAsia="宋体"/>
-          <w:sz w:val="24"/>
-        </w:rPr>
-        <w:t>ReservationService 会在真正写库前校验时间粒度、未来天数、时长上限、会议室状态和维护时段。</w:t>
-      </w:r>
-    </w:p>
-    <w:p/>
-    <w:p>
-      <w:pPr>
-        <w:spacing w:line="360" w:lineRule="auto"/>
-        <w:ind w:firstLine="0"/>
-      </w:pPr>
-      <w:r>
-        <w:rPr>
-          <w:rFonts w:ascii="宋体" w:hAnsi="宋体" w:eastAsia="宋体"/>
-          <w:sz w:val="24"/>
-        </w:rPr>
-        <w:t>同房间同日期的预约创建使用 Redis 分布式锁保护，避免并发抢占导致重复写入。</w:t>
-      </w:r>
-    </w:p>
-    <w:p/>
-    <w:p>
-      <w:pPr>
-        <w:spacing w:line="360" w:lineRule="auto"/>
-        <w:ind w:firstLine="0"/>
-      </w:pPr>
-      <w:r>
-        <w:rPr>
-          <w:rFonts w:ascii="宋体" w:hAnsi="宋体" w:eastAsia="宋体"/>
-          <w:sz w:val="24"/>
-        </w:rPr>
-        <w:t>预约创建和审批通过后都会重建当日位图缓存，并淘汰用户最近预约缓存。</w:t>
-      </w:r>
-    </w:p>
-    <w:p/>
-    <w:p>
-      <w:pPr>
-        <w:spacing w:line="360" w:lineRule="auto"/>
-        <w:ind w:firstLine="0"/>
-      </w:pPr>
-      <w:r>
-        <w:rPr>
-          <w:rFonts w:ascii="宋体" w:hAnsi="宋体" w:eastAsia="宋体"/>
-          <w:sz w:val="24"/>
-        </w:rPr>
-        <w:t>通知和审计由独立服务落到 Redis，支撑通知抽屉与日志追踪。</w:t>
-      </w:r>
-    </w:p>
-    <w:p>
-      <w:pPr>
-        <w:pStyle w:val="2"/>
-      </w:pPr>
-      <w:r>
-        <w:rPr>
-          <w:rFonts w:ascii="宋体" w:hAnsi="宋体" w:eastAsia="宋体" w:cs="宋体"/>
           <w:b/>
           <w:sz w:val="32"/>
         </w:rPr>
@@ -1148,82 +1185,69 @@
     </w:p>
     <w:tbl>
       <w:tblPr>
-        <w:tblStyle w:val="7"/>
-        <w:tblW w:w="0" w:type="auto"/>
+        <w:tblW w:type="pct" w:w="5000"/>
         <w:jc w:val="center"/>
         <w:tblLayout w:type="autofit"/>
-        <w:tblCellMar>
-          <w:top w:w="0" w:type="dxa"/>
-          <w:left w:w="108" w:type="dxa"/>
-          <w:bottom w:w="0" w:type="dxa"/>
-          <w:right w:w="108" w:type="dxa"/>
-        </w:tblCellMar>
+        <w:tblLook w:firstColumn="1" w:firstRow="1" w:lastColumn="0" w:lastRow="0" w:noHBand="0" w:noVBand="1" w:val="04A0"/>
+        <w:tblBorders>
+          <w:top w:val="single" w:sz="4" w:space="0" w:color="000000"/>
+          <w:left w:val="single" w:sz="4" w:space="0" w:color="000000"/>
+          <w:bottom w:val="single" w:sz="4" w:space="0" w:color="000000"/>
+          <w:right w:val="single" w:sz="4" w:space="0" w:color="000000"/>
+          <w:insideH w:val="single" w:sz="4" w:space="0" w:color="000000"/>
+          <w:insideV w:val="single" w:sz="4" w:space="0" w:color="000000"/>
+        </w:tblBorders>
       </w:tblPr>
       <w:tblGrid>
-        <w:gridCol w:w="4156"/>
-        <w:gridCol w:w="4156"/>
+        <w:gridCol w:w="4513"/>
+        <w:gridCol w:w="4513"/>
       </w:tblGrid>
       <w:tr>
-        <w:tblPrEx>
-          <w:tblCellMar>
-            <w:top w:w="0" w:type="dxa"/>
-            <w:left w:w="108" w:type="dxa"/>
-            <w:bottom w:w="0" w:type="dxa"/>
-            <w:right w:w="108" w:type="dxa"/>
-          </w:tblCellMar>
-        </w:tblPrEx>
         <w:trPr>
-          <w:jc w:val="center"/>
+          <w:cantSplit/>
+          <w:tblHeader w:val="true"/>
         </w:trPr>
         <w:tc>
           <w:tcPr>
-            <w:tcW w:w="4156" w:type="dxa"/>
-            <w:shd w:val="clear" w:color="auto" w:fill="DCE6F1"/>
-            <w:vAlign w:val="center"/>
-          </w:tcPr>
-          <w:p>
-            <w:pPr>
-              <w:spacing w:line="360" w:lineRule="auto"/>
-              <w:ind w:left="0" w:leftChars="0" w:firstLine="0" w:firstLineChars="0"/>
+            <w:tcW w:type="dxa" w:w="4513"/>
+            <w:shd w:fill="D9D9D9"/>
+            <w:vAlign w:val="center"/>
+          </w:tcPr>
+          <w:p>
+            <w:pPr>
+              <w:spacing w:line="240" w:lineRule="auto" w:before="0" w:after="0"/>
+              <w:ind w:firstLine="0"/>
               <w:jc w:val="center"/>
+            </w:pPr>
+            <w:r/>
+            <w:r>
               <w:rPr>
                 <w:rFonts w:ascii="宋体" w:hAnsi="宋体" w:eastAsia="宋体"/>
                 <w:b/>
-                <w:sz w:val="24"/>
-              </w:rPr>
-            </w:pPr>
+                <w:sz w:val="21"/>
+              </w:rPr>
+              <w:t>模块</w:t>
+            </w:r>
+          </w:p>
+        </w:tc>
+        <w:tc>
+          <w:tcPr>
+            <w:tcW w:type="dxa" w:w="4513"/>
+            <w:shd w:fill="D9D9D9"/>
+            <w:vAlign w:val="center"/>
+          </w:tcPr>
+          <w:p>
+            <w:pPr>
+              <w:spacing w:line="240" w:lineRule="auto" w:before="0" w:after="0"/>
+              <w:ind w:firstLine="0"/>
+              <w:jc w:val="center"/>
+            </w:pPr>
+            <w:r/>
             <w:r>
               <w:rPr>
                 <w:rFonts w:ascii="宋体" w:hAnsi="宋体" w:eastAsia="宋体"/>
                 <w:b/>
-                <w:sz w:val="24"/>
-              </w:rPr>
-              <w:t>模块</w:t>
-            </w:r>
-          </w:p>
-        </w:tc>
-        <w:tc>
-          <w:tcPr>
-            <w:tcW w:w="4156" w:type="dxa"/>
-            <w:shd w:val="clear" w:color="auto" w:fill="DCE6F1"/>
-            <w:vAlign w:val="center"/>
-          </w:tcPr>
-          <w:p>
-            <w:pPr>
-              <w:spacing w:line="360" w:lineRule="auto"/>
-              <w:ind w:left="0" w:leftChars="0" w:firstLine="0" w:firstLineChars="0"/>
-              <w:jc w:val="center"/>
-              <w:rPr>
-                <w:rFonts w:ascii="宋体" w:hAnsi="宋体" w:eastAsia="宋体"/>
-                <w:b/>
-                <w:sz w:val="24"/>
-              </w:rPr>
-            </w:pPr>
-            <w:r>
-              <w:rPr>
-                <w:rFonts w:ascii="宋体" w:hAnsi="宋体" w:eastAsia="宋体"/>
-                <w:b/>
-                <w:sz w:val="24"/>
+                <w:sz w:val="21"/>
               </w:rPr>
               <w:t>主要职责</w:t>
             </w:r>
@@ -1231,465 +1255,433 @@
         </w:tc>
       </w:tr>
       <w:tr>
-        <w:tblPrEx>
-          <w:tblCellMar>
-            <w:top w:w="0" w:type="dxa"/>
-            <w:left w:w="108" w:type="dxa"/>
-            <w:bottom w:w="0" w:type="dxa"/>
-            <w:right w:w="108" w:type="dxa"/>
-          </w:tblCellMar>
-        </w:tblPrEx>
         <w:trPr>
-          <w:jc w:val="center"/>
+          <w:cantSplit/>
         </w:trPr>
         <w:tc>
           <w:tcPr>
-            <w:tcW w:w="4156" w:type="dxa"/>
-            <w:vAlign w:val="center"/>
-          </w:tcPr>
-          <w:p>
-            <w:pPr>
-              <w:spacing w:line="360" w:lineRule="auto"/>
-              <w:ind w:left="0" w:leftChars="0" w:firstLine="0" w:firstLineChars="0"/>
+            <w:tcW w:type="dxa" w:w="4513"/>
+            <w:vAlign w:val="center"/>
+          </w:tcPr>
+          <w:p>
+            <w:pPr>
+              <w:spacing w:line="240" w:lineRule="auto" w:before="0" w:after="0"/>
+              <w:ind w:firstLine="0"/>
               <w:jc w:val="center"/>
+            </w:pPr>
+            <w:r/>
+            <w:r>
               <w:rPr>
                 <w:rFonts w:ascii="宋体" w:hAnsi="宋体" w:eastAsia="宋体"/>
                 <w:b w:val="0"/>
-                <w:sz w:val="24"/>
-              </w:rPr>
-            </w:pPr>
+                <w:sz w:val="21"/>
+              </w:rPr>
+              <w:t>auth</w:t>
+            </w:r>
+          </w:p>
+        </w:tc>
+        <w:tc>
+          <w:tcPr>
+            <w:tcW w:type="dxa" w:w="4513"/>
+            <w:vAlign w:val="center"/>
+          </w:tcPr>
+          <w:p>
+            <w:pPr>
+              <w:spacing w:line="240" w:lineRule="auto" w:before="0" w:after="0"/>
+              <w:ind w:firstLine="0"/>
+              <w:jc w:val="left"/>
+            </w:pPr>
+            <w:r/>
             <w:r>
               <w:rPr>
                 <w:rFonts w:ascii="宋体" w:hAnsi="宋体" w:eastAsia="宋体"/>
                 <w:b w:val="0"/>
-                <w:sz w:val="24"/>
-              </w:rPr>
-              <w:t>auth</w:t>
-            </w:r>
-          </w:p>
-        </w:tc>
-        <w:tc>
-          <w:tcPr>
-            <w:tcW w:w="4156" w:type="dxa"/>
-            <w:vAlign w:val="center"/>
-          </w:tcPr>
-          <w:p>
-            <w:pPr>
-              <w:spacing w:line="360" w:lineRule="auto"/>
-              <w:ind w:left="0" w:leftChars="0" w:firstLine="0" w:firstLineChars="0"/>
-              <w:jc w:val="center"/>
-              <w:rPr>
-                <w:rFonts w:ascii="宋体" w:hAnsi="宋体" w:eastAsia="宋体"/>
-                <w:b w:val="0"/>
-                <w:sz w:val="24"/>
-              </w:rPr>
-            </w:pPr>
-            <w:r>
-              <w:rPr>
-                <w:rFonts w:ascii="宋体" w:hAnsi="宋体" w:eastAsia="宋体"/>
-                <w:b w:val="0"/>
-                <w:sz w:val="24"/>
-              </w:rPr>
-              <w:t>注册、登录、返回 JWT 与角色信息</w:t>
+                <w:sz w:val="21"/>
+              </w:rPr>
+              <w:t>用户注册、登录、返回 JWT 与角色信息。</w:t>
             </w:r>
           </w:p>
         </w:tc>
       </w:tr>
       <w:tr>
-        <w:tblPrEx>
-          <w:tblCellMar>
-            <w:top w:w="0" w:type="dxa"/>
-            <w:left w:w="108" w:type="dxa"/>
-            <w:bottom w:w="0" w:type="dxa"/>
-            <w:right w:w="108" w:type="dxa"/>
-          </w:tblCellMar>
-        </w:tblPrEx>
         <w:trPr>
-          <w:jc w:val="center"/>
+          <w:cantSplit/>
         </w:trPr>
         <w:tc>
           <w:tcPr>
-            <w:tcW w:w="4156" w:type="dxa"/>
-            <w:vAlign w:val="center"/>
-          </w:tcPr>
-          <w:p>
-            <w:pPr>
-              <w:spacing w:line="360" w:lineRule="auto"/>
-              <w:ind w:left="0" w:leftChars="0" w:firstLine="0" w:firstLineChars="0"/>
+            <w:tcW w:type="dxa" w:w="4513"/>
+            <w:vAlign w:val="center"/>
+          </w:tcPr>
+          <w:p>
+            <w:pPr>
+              <w:spacing w:line="240" w:lineRule="auto" w:before="0" w:after="0"/>
+              <w:ind w:firstLine="0"/>
               <w:jc w:val="center"/>
+            </w:pPr>
+            <w:r/>
+            <w:r>
               <w:rPr>
                 <w:rFonts w:ascii="宋体" w:hAnsi="宋体" w:eastAsia="宋体"/>
                 <w:b w:val="0"/>
-                <w:sz w:val="24"/>
-              </w:rPr>
-            </w:pPr>
+                <w:sz w:val="21"/>
+              </w:rPr>
+              <w:t>security</w:t>
+            </w:r>
+          </w:p>
+        </w:tc>
+        <w:tc>
+          <w:tcPr>
+            <w:tcW w:type="dxa" w:w="4513"/>
+            <w:vAlign w:val="center"/>
+          </w:tcPr>
+          <w:p>
+            <w:pPr>
+              <w:spacing w:line="240" w:lineRule="auto" w:before="0" w:after="0"/>
+              <w:ind w:firstLine="0"/>
+              <w:jc w:val="left"/>
+            </w:pPr>
+            <w:r/>
             <w:r>
               <w:rPr>
                 <w:rFonts w:ascii="宋体" w:hAnsi="宋体" w:eastAsia="宋体"/>
                 <w:b w:val="0"/>
-                <w:sz w:val="24"/>
-              </w:rPr>
-              <w:t>security</w:t>
-            </w:r>
-          </w:p>
-        </w:tc>
-        <w:tc>
-          <w:tcPr>
-            <w:tcW w:w="4156" w:type="dxa"/>
-            <w:vAlign w:val="center"/>
-          </w:tcPr>
-          <w:p>
-            <w:pPr>
-              <w:spacing w:line="360" w:lineRule="auto"/>
-              <w:ind w:left="0" w:leftChars="0" w:firstLine="0" w:firstLineChars="0"/>
-              <w:jc w:val="center"/>
-              <w:rPr>
-                <w:rFonts w:ascii="宋体" w:hAnsi="宋体" w:eastAsia="宋体"/>
-                <w:b w:val="0"/>
-                <w:sz w:val="24"/>
-              </w:rPr>
-            </w:pPr>
-            <w:r>
-              <w:rPr>
-                <w:rFonts w:ascii="宋体" w:hAnsi="宋体" w:eastAsia="宋体"/>
-                <w:b w:val="0"/>
-                <w:sz w:val="24"/>
-              </w:rPr>
-              <w:t>JwtAuthFilter、JwtService、SecurityConfig、SecurityUtil</w:t>
+                <w:sz w:val="21"/>
+              </w:rPr>
+              <w:t>JwtAuthFilter、JwtService、SecurityConfig、SecurityUtil 等安全支撑能力。</w:t>
             </w:r>
           </w:p>
         </w:tc>
       </w:tr>
       <w:tr>
-        <w:tblPrEx>
-          <w:tblCellMar>
-            <w:top w:w="0" w:type="dxa"/>
-            <w:left w:w="108" w:type="dxa"/>
-            <w:bottom w:w="0" w:type="dxa"/>
-            <w:right w:w="108" w:type="dxa"/>
-          </w:tblCellMar>
-        </w:tblPrEx>
         <w:trPr>
-          <w:jc w:val="center"/>
+          <w:cantSplit/>
         </w:trPr>
         <w:tc>
           <w:tcPr>
-            <w:tcW w:w="4156" w:type="dxa"/>
-            <w:vAlign w:val="center"/>
-          </w:tcPr>
-          <w:p>
-            <w:pPr>
-              <w:spacing w:line="360" w:lineRule="auto"/>
-              <w:ind w:left="0" w:leftChars="0" w:firstLine="0" w:firstLineChars="0"/>
+            <w:tcW w:type="dxa" w:w="4513"/>
+            <w:vAlign w:val="center"/>
+          </w:tcPr>
+          <w:p>
+            <w:pPr>
+              <w:spacing w:line="240" w:lineRule="auto" w:before="0" w:after="0"/>
+              <w:ind w:firstLine="0"/>
               <w:jc w:val="center"/>
+            </w:pPr>
+            <w:r/>
+            <w:r>
               <w:rPr>
                 <w:rFonts w:ascii="宋体" w:hAnsi="宋体" w:eastAsia="宋体"/>
                 <w:b w:val="0"/>
-                <w:sz w:val="24"/>
-              </w:rPr>
-            </w:pPr>
+                <w:sz w:val="21"/>
+              </w:rPr>
+              <w:t>reservation</w:t>
+            </w:r>
+          </w:p>
+        </w:tc>
+        <w:tc>
+          <w:tcPr>
+            <w:tcW w:type="dxa" w:w="4513"/>
+            <w:vAlign w:val="center"/>
+          </w:tcPr>
+          <w:p>
+            <w:pPr>
+              <w:spacing w:line="240" w:lineRule="auto" w:before="0" w:after="0"/>
+              <w:ind w:firstLine="0"/>
+              <w:jc w:val="left"/>
+            </w:pPr>
+            <w:r/>
             <w:r>
               <w:rPr>
                 <w:rFonts w:ascii="宋体" w:hAnsi="宋体" w:eastAsia="宋体"/>
                 <w:b w:val="0"/>
-                <w:sz w:val="24"/>
-              </w:rPr>
-              <w:t>reservation</w:t>
-            </w:r>
-          </w:p>
-        </w:tc>
-        <w:tc>
-          <w:tcPr>
-            <w:tcW w:w="4156" w:type="dxa"/>
-            <w:vAlign w:val="center"/>
-          </w:tcPr>
-          <w:p>
-            <w:pPr>
-              <w:spacing w:line="360" w:lineRule="auto"/>
-              <w:ind w:left="0" w:leftChars="0" w:firstLine="0" w:firstLineChars="0"/>
-              <w:jc w:val="center"/>
-              <w:rPr>
-                <w:rFonts w:ascii="宋体" w:hAnsi="宋体" w:eastAsia="宋体"/>
-                <w:b w:val="0"/>
-                <w:sz w:val="24"/>
-              </w:rPr>
-            </w:pPr>
-            <w:r>
-              <w:rPr>
-                <w:rFonts w:ascii="宋体" w:hAnsi="宋体" w:eastAsia="宋体"/>
-                <w:b w:val="0"/>
-                <w:sz w:val="24"/>
-              </w:rPr>
-              <w:t>预约创建、取消、删除、冲突建议、审批、通知、审计</w:t>
+                <w:sz w:val="21"/>
+              </w:rPr>
+              <w:t>预约创建、取消、删除、冲突建议、审批、通知和审计。</w:t>
             </w:r>
           </w:p>
         </w:tc>
       </w:tr>
       <w:tr>
-        <w:tblPrEx>
-          <w:tblCellMar>
-            <w:top w:w="0" w:type="dxa"/>
-            <w:left w:w="108" w:type="dxa"/>
-            <w:bottom w:w="0" w:type="dxa"/>
-            <w:right w:w="108" w:type="dxa"/>
-          </w:tblCellMar>
-        </w:tblPrEx>
         <w:trPr>
-          <w:jc w:val="center"/>
+          <w:cantSplit/>
         </w:trPr>
         <w:tc>
           <w:tcPr>
-            <w:tcW w:w="4156" w:type="dxa"/>
-            <w:vAlign w:val="center"/>
-          </w:tcPr>
-          <w:p>
-            <w:pPr>
-              <w:spacing w:line="360" w:lineRule="auto"/>
-              <w:ind w:left="0" w:leftChars="0" w:firstLine="0" w:firstLineChars="0"/>
+            <w:tcW w:type="dxa" w:w="4513"/>
+            <w:vAlign w:val="center"/>
+          </w:tcPr>
+          <w:p>
+            <w:pPr>
+              <w:spacing w:line="240" w:lineRule="auto" w:before="0" w:after="0"/>
+              <w:ind w:firstLine="0"/>
               <w:jc w:val="center"/>
+            </w:pPr>
+            <w:r/>
+            <w:r>
               <w:rPr>
                 <w:rFonts w:ascii="宋体" w:hAnsi="宋体" w:eastAsia="宋体"/>
                 <w:b w:val="0"/>
-                <w:sz w:val="24"/>
-              </w:rPr>
-            </w:pPr>
+                <w:sz w:val="21"/>
+              </w:rPr>
+              <w:t>room</w:t>
+            </w:r>
+          </w:p>
+        </w:tc>
+        <w:tc>
+          <w:tcPr>
+            <w:tcW w:type="dxa" w:w="4513"/>
+            <w:vAlign w:val="center"/>
+          </w:tcPr>
+          <w:p>
+            <w:pPr>
+              <w:spacing w:line="240" w:lineRule="auto" w:before="0" w:after="0"/>
+              <w:ind w:firstLine="0"/>
+              <w:jc w:val="left"/>
+            </w:pPr>
+            <w:r/>
             <w:r>
               <w:rPr>
                 <w:rFonts w:ascii="宋体" w:hAnsi="宋体" w:eastAsia="宋体"/>
                 <w:b w:val="0"/>
-                <w:sz w:val="24"/>
-              </w:rPr>
-              <w:t>room</w:t>
-            </w:r>
-          </w:p>
-        </w:tc>
-        <w:tc>
-          <w:tcPr>
-            <w:tcW w:w="4156" w:type="dxa"/>
-            <w:vAlign w:val="center"/>
-          </w:tcPr>
-          <w:p>
-            <w:pPr>
-              <w:spacing w:line="360" w:lineRule="auto"/>
-              <w:ind w:left="0" w:leftChars="0" w:firstLine="0" w:firstLineChars="0"/>
-              <w:jc w:val="center"/>
-              <w:rPr>
-                <w:rFonts w:ascii="宋体" w:hAnsi="宋体" w:eastAsia="宋体"/>
-                <w:b w:val="0"/>
-                <w:sz w:val="24"/>
-              </w:rPr>
-            </w:pPr>
-            <w:r>
-              <w:rPr>
-                <w:rFonts w:ascii="宋体" w:hAnsi="宋体" w:eastAsia="宋体"/>
-                <w:b w:val="0"/>
-                <w:sz w:val="24"/>
-              </w:rPr>
-              <w:t>会议室主数据、状态、维护时段治理</w:t>
+                <w:sz w:val="21"/>
+              </w:rPr>
+              <w:t>会议室主数据、运行状态和维护时段治理。</w:t>
             </w:r>
           </w:p>
         </w:tc>
       </w:tr>
       <w:tr>
-        <w:tblPrEx>
-          <w:tblCellMar>
-            <w:top w:w="0" w:type="dxa"/>
-            <w:left w:w="108" w:type="dxa"/>
-            <w:bottom w:w="0" w:type="dxa"/>
-            <w:right w:w="108" w:type="dxa"/>
-          </w:tblCellMar>
-        </w:tblPrEx>
         <w:trPr>
-          <w:jc w:val="center"/>
+          <w:cantSplit/>
         </w:trPr>
         <w:tc>
           <w:tcPr>
-            <w:tcW w:w="4156" w:type="dxa"/>
-            <w:vAlign w:val="center"/>
-          </w:tcPr>
-          <w:p>
-            <w:pPr>
-              <w:spacing w:line="360" w:lineRule="auto"/>
-              <w:ind w:left="0" w:leftChars="0" w:firstLine="0" w:firstLineChars="0"/>
+            <w:tcW w:type="dxa" w:w="4513"/>
+            <w:vAlign w:val="center"/>
+          </w:tcPr>
+          <w:p>
+            <w:pPr>
+              <w:spacing w:line="240" w:lineRule="auto" w:before="0" w:after="0"/>
+              <w:ind w:firstLine="0"/>
               <w:jc w:val="center"/>
+            </w:pPr>
+            <w:r/>
+            <w:r>
               <w:rPr>
                 <w:rFonts w:ascii="宋体" w:hAnsi="宋体" w:eastAsia="宋体"/>
                 <w:b w:val="0"/>
-                <w:sz w:val="24"/>
-              </w:rPr>
-            </w:pPr>
+                <w:sz w:val="21"/>
+              </w:rPr>
+              <w:t>stats</w:t>
+            </w:r>
+          </w:p>
+        </w:tc>
+        <w:tc>
+          <w:tcPr>
+            <w:tcW w:type="dxa" w:w="4513"/>
+            <w:vAlign w:val="center"/>
+          </w:tcPr>
+          <w:p>
+            <w:pPr>
+              <w:spacing w:line="240" w:lineRule="auto" w:before="0" w:after="0"/>
+              <w:ind w:firstLine="0"/>
+              <w:jc w:val="center"/>
+            </w:pPr>
+            <w:r/>
             <w:r>
               <w:rPr>
                 <w:rFonts w:ascii="宋体" w:hAnsi="宋体" w:eastAsia="宋体"/>
                 <w:b w:val="0"/>
-                <w:sz w:val="24"/>
-              </w:rPr>
-              <w:t>stats</w:t>
-            </w:r>
-          </w:p>
-        </w:tc>
-        <w:tc>
-          <w:tcPr>
-            <w:tcW w:w="4156" w:type="dxa"/>
-            <w:vAlign w:val="center"/>
-          </w:tcPr>
-          <w:p>
-            <w:pPr>
-              <w:spacing w:line="360" w:lineRule="auto"/>
-              <w:ind w:left="0" w:leftChars="0" w:firstLine="0" w:firstLineChars="0"/>
-              <w:jc w:val="center"/>
-              <w:rPr>
-                <w:rFonts w:ascii="宋体" w:hAnsi="宋体" w:eastAsia="宋体"/>
-                <w:b w:val="0"/>
-                <w:sz w:val="24"/>
-              </w:rPr>
-            </w:pPr>
-            <w:r>
-              <w:rPr>
-                <w:rFonts w:ascii="宋体" w:hAnsi="宋体" w:eastAsia="宋体"/>
-                <w:b w:val="0"/>
-                <w:sz w:val="24"/>
-              </w:rPr>
-              <w:t>概览统计与运营看板聚合</w:t>
+                <w:sz w:val="21"/>
+              </w:rPr>
+              <w:t>概览统计与运营看板聚合。</w:t>
             </w:r>
           </w:p>
         </w:tc>
       </w:tr>
       <w:tr>
-        <w:tblPrEx>
-          <w:tblCellMar>
-            <w:top w:w="0" w:type="dxa"/>
-            <w:left w:w="108" w:type="dxa"/>
-            <w:bottom w:w="0" w:type="dxa"/>
-            <w:right w:w="108" w:type="dxa"/>
-          </w:tblCellMar>
-        </w:tblPrEx>
         <w:trPr>
-          <w:jc w:val="center"/>
+          <w:cantSplit/>
         </w:trPr>
         <w:tc>
           <w:tcPr>
-            <w:tcW w:w="4156" w:type="dxa"/>
-            <w:vAlign w:val="center"/>
-          </w:tcPr>
-          <w:p>
-            <w:pPr>
-              <w:spacing w:line="360" w:lineRule="auto"/>
-              <w:ind w:left="0" w:leftChars="0" w:firstLine="0" w:firstLineChars="0"/>
+            <w:tcW w:type="dxa" w:w="4513"/>
+            <w:vAlign w:val="center"/>
+          </w:tcPr>
+          <w:p>
+            <w:pPr>
+              <w:spacing w:line="240" w:lineRule="auto" w:before="0" w:after="0"/>
+              <w:ind w:firstLine="0"/>
               <w:jc w:val="center"/>
+            </w:pPr>
+            <w:r/>
+            <w:r>
               <w:rPr>
                 <w:rFonts w:ascii="宋体" w:hAnsi="宋体" w:eastAsia="宋体"/>
                 <w:b w:val="0"/>
-                <w:sz w:val="24"/>
-              </w:rPr>
-            </w:pPr>
+                <w:sz w:val="21"/>
+              </w:rPr>
+              <w:t>user</w:t>
+            </w:r>
+          </w:p>
+        </w:tc>
+        <w:tc>
+          <w:tcPr>
+            <w:tcW w:type="dxa" w:w="4513"/>
+            <w:vAlign w:val="center"/>
+          </w:tcPr>
+          <w:p>
+            <w:pPr>
+              <w:spacing w:line="240" w:lineRule="auto" w:before="0" w:after="0"/>
+              <w:ind w:firstLine="0"/>
+              <w:jc w:val="center"/>
+            </w:pPr>
+            <w:r/>
             <w:r>
               <w:rPr>
                 <w:rFonts w:ascii="宋体" w:hAnsi="宋体" w:eastAsia="宋体"/>
                 <w:b w:val="0"/>
-                <w:sz w:val="24"/>
-              </w:rPr>
-              <w:t>user</w:t>
-            </w:r>
-          </w:p>
-        </w:tc>
-        <w:tc>
-          <w:tcPr>
-            <w:tcW w:w="4156" w:type="dxa"/>
-            <w:vAlign w:val="center"/>
-          </w:tcPr>
-          <w:p>
-            <w:pPr>
-              <w:spacing w:line="360" w:lineRule="auto"/>
-              <w:ind w:left="0" w:leftChars="0" w:firstLine="0" w:firstLineChars="0"/>
-              <w:jc w:val="center"/>
-              <w:rPr>
-                <w:rFonts w:ascii="宋体" w:hAnsi="宋体" w:eastAsia="宋体"/>
-                <w:b w:val="0"/>
-                <w:sz w:val="24"/>
-              </w:rPr>
-            </w:pPr>
-            <w:r>
-              <w:rPr>
-                <w:rFonts w:ascii="宋体" w:hAnsi="宋体" w:eastAsia="宋体"/>
-                <w:b w:val="0"/>
-                <w:sz w:val="24"/>
-              </w:rPr>
-              <w:t>用户列表、角色修改、账号启停</w:t>
+                <w:sz w:val="21"/>
+              </w:rPr>
+              <w:t>用户列表、角色修改和账号启停。</w:t>
             </w:r>
           </w:p>
         </w:tc>
       </w:tr>
       <w:tr>
-        <w:tblPrEx>
-          <w:tblCellMar>
-            <w:top w:w="0" w:type="dxa"/>
-            <w:left w:w="108" w:type="dxa"/>
-            <w:bottom w:w="0" w:type="dxa"/>
-            <w:right w:w="108" w:type="dxa"/>
-          </w:tblCellMar>
-        </w:tblPrEx>
         <w:trPr>
-          <w:jc w:val="center"/>
+          <w:cantSplit/>
         </w:trPr>
         <w:tc>
           <w:tcPr>
-            <w:tcW w:w="4156" w:type="dxa"/>
-            <w:vAlign w:val="center"/>
-          </w:tcPr>
-          <w:p>
-            <w:pPr>
-              <w:spacing w:line="360" w:lineRule="auto"/>
-              <w:ind w:left="0" w:leftChars="0" w:firstLine="0" w:firstLineChars="0"/>
+            <w:tcW w:type="dxa" w:w="4513"/>
+            <w:vAlign w:val="center"/>
+          </w:tcPr>
+          <w:p>
+            <w:pPr>
+              <w:spacing w:line="240" w:lineRule="auto" w:before="0" w:after="0"/>
+              <w:ind w:firstLine="0"/>
               <w:jc w:val="center"/>
+            </w:pPr>
+            <w:r/>
+            <w:r>
               <w:rPr>
                 <w:rFonts w:ascii="宋体" w:hAnsi="宋体" w:eastAsia="宋体"/>
                 <w:b w:val="0"/>
-                <w:sz w:val="24"/>
-              </w:rPr>
-            </w:pPr>
+                <w:sz w:val="21"/>
+              </w:rPr>
+              <w:t>bootstrap</w:t>
+            </w:r>
+          </w:p>
+        </w:tc>
+        <w:tc>
+          <w:tcPr>
+            <w:tcW w:type="dxa" w:w="4513"/>
+            <w:vAlign w:val="center"/>
+          </w:tcPr>
+          <w:p>
+            <w:pPr>
+              <w:spacing w:line="240" w:lineRule="auto" w:before="0" w:after="0"/>
+              <w:ind w:firstLine="0"/>
+              <w:jc w:val="center"/>
+            </w:pPr>
+            <w:r/>
             <w:r>
               <w:rPr>
                 <w:rFonts w:ascii="宋体" w:hAnsi="宋体" w:eastAsia="宋体"/>
                 <w:b w:val="0"/>
-                <w:sz w:val="24"/>
-              </w:rPr>
-              <w:t>bootstrap</w:t>
-            </w:r>
-          </w:p>
-        </w:tc>
-        <w:tc>
-          <w:tcPr>
-            <w:tcW w:w="4156" w:type="dxa"/>
-            <w:vAlign w:val="center"/>
-          </w:tcPr>
-          <w:p>
-            <w:pPr>
-              <w:spacing w:line="360" w:lineRule="auto"/>
-              <w:ind w:left="0" w:leftChars="0" w:firstLine="0" w:firstLineChars="0"/>
-              <w:jc w:val="center"/>
-              <w:rPr>
-                <w:rFonts w:ascii="宋体" w:hAnsi="宋体" w:eastAsia="宋体"/>
-                <w:b w:val="0"/>
-                <w:sz w:val="24"/>
-              </w:rPr>
-            </w:pPr>
-            <w:r>
-              <w:rPr>
-                <w:rFonts w:ascii="宋体" w:hAnsi="宋体" w:eastAsia="宋体"/>
-                <w:b w:val="0"/>
-                <w:sz w:val="24"/>
-              </w:rPr>
-              <w:t>管理员/演示数据初始化</w:t>
+                <w:sz w:val="21"/>
+              </w:rPr>
+              <w:t>管理员账号和演示数据初始化。</w:t>
             </w:r>
           </w:p>
         </w:tc>
       </w:tr>
     </w:tbl>
-    <w:p/>
+    <w:p>
+      <w:pPr>
+        <w:spacing w:line="240" w:lineRule="auto" w:before="0" w:after="40"/>
+        <w:ind w:firstLine="0"/>
+      </w:pPr>
+    </w:p>
+    <w:p>
+      <w:pPr>
+        <w:pStyle w:val="2"/>
+        <w:spacing w:line="360" w:lineRule="auto" w:before="200" w:after="80"/>
+        <w:ind w:firstLine="0"/>
+      </w:pPr>
+      <w:r>
+        <w:rPr>
+          <w:rFonts w:ascii="宋体" w:hAnsi="宋体" w:eastAsia="宋体"/>
+          <w:b/>
+          <w:sz w:val="32"/>
+        </w:rPr>
+        <w:t>6. 架构约束与说明</w:t>
+      </w:r>
+    </w:p>
+    <w:p>
+      <w:pPr>
+        <w:spacing w:line="360" w:lineRule="auto" w:before="0" w:after="0"/>
+        <w:ind w:firstLine="480"/>
+        <w:jc w:val="both"/>
+      </w:pPr>
+      <w:r>
+        <w:rPr>
+          <w:rFonts w:ascii="宋体" w:hAnsi="宋体" w:eastAsia="宋体"/>
+          <w:b w:val="0"/>
+          <w:sz w:val="24"/>
+        </w:rPr>
+        <w:t>（1）当前版本为单体后端服务，未拆分为多个独立微服务，适合课程设计阶段快速实现和演示。</w:t>
+      </w:r>
+    </w:p>
+    <w:p>
+      <w:pPr>
+        <w:spacing w:line="360" w:lineRule="auto" w:before="0" w:after="0"/>
+        <w:ind w:firstLine="480"/>
+        <w:jc w:val="both"/>
+      </w:pPr>
+      <w:r>
+        <w:rPr>
+          <w:rFonts w:ascii="宋体" w:hAnsi="宋体" w:eastAsia="宋体"/>
+          <w:b w:val="0"/>
+          <w:sz w:val="24"/>
+        </w:rPr>
+        <w:t>（2）Redis 中的通知、审计、房间状态和维护时段属于运行态数据，MySQL 仅保存核心权威业务表。</w:t>
+      </w:r>
+    </w:p>
+    <w:p>
+      <w:pPr>
+        <w:spacing w:line="360" w:lineRule="auto" w:before="0" w:after="0"/>
+        <w:ind w:firstLine="480"/>
+        <w:jc w:val="both"/>
+      </w:pPr>
+      <w:r>
+        <w:rPr>
+          <w:rFonts w:ascii="宋体" w:hAnsi="宋体" w:eastAsia="宋体"/>
+          <w:b w:val="0"/>
+          <w:sz w:val="24"/>
+        </w:rPr>
+        <w:t>（3）审批、会议室治理和用户治理均通过后端权限注解控制，前端路由守卫仅作为交互层辅助限制。</w:t>
+      </w:r>
+    </w:p>
+    <w:p>
+      <w:pPr>
+        <w:spacing w:line="360" w:lineRule="auto" w:before="0" w:after="0"/>
+        <w:ind w:firstLine="480"/>
+        <w:jc w:val="both"/>
+      </w:pPr>
+      <w:r>
+        <w:rPr>
+          <w:rFonts w:ascii="宋体" w:hAnsi="宋体" w:eastAsia="宋体"/>
+          <w:b w:val="0"/>
+          <w:sz w:val="24"/>
+        </w:rPr>
+        <w:t>（4）后续若扩展为微服务，可优先拆分认证、预约、会议室和通知模块，并补充服务注册、配置中心和网关。</w:t>
+      </w:r>
+    </w:p>
     <w:sectPr>
       <w:pgSz w:w="11906" w:h="16838"/>
-      <w:pgMar w:top="1440" w:right="1797" w:bottom="1440" w:left="1797" w:header="851" w:footer="992" w:gutter="0"/>
+      <w:pgMar w:top="1440" w:right="1440" w:bottom="1440" w:left="1440" w:header="851" w:footer="992" w:gutter="0"/>
       <w:cols w:space="425" w:num="1"/>
       <w:docGrid w:type="lines" w:linePitch="312" w:charSpace="0"/>
     </w:sectPr>
